--- a/Morning Prayer Dates (Updated 5_22_2025).docx
+++ b/Morning Prayer Dates (Updated 5_22_2025).docx
@@ -298,25 +298,7 @@
           <w:sz w:val="24"/>
           <w:szCs w:val="24"/>
         </w:rPr>
-        <w:t xml:space="preserve"> </w:t>
-      </w:r>
-      <w:proofErr w:type="gramStart"/>
-      <w:r>
-        <w:rPr>
-          <w:rFonts w:ascii="Times New Roman" w:eastAsia="Times New Roman" w:hAnsi="Times New Roman" w:cs="Times New Roman"/>
-          <w:sz w:val="24"/>
-          <w:szCs w:val="24"/>
-        </w:rPr>
-        <w:t>me</w:t>
-      </w:r>
-      <w:proofErr w:type="gramEnd"/>
-      <w:r>
-        <w:rPr>
-          <w:rFonts w:ascii="Times New Roman" w:eastAsia="Times New Roman" w:hAnsi="Times New Roman" w:cs="Times New Roman"/>
-          <w:sz w:val="24"/>
-          <w:szCs w:val="24"/>
-        </w:rPr>
-        <w:t xml:space="preserve"> and you know me, Lord.</w:t>
+        <w:t xml:space="preserve"> me and you know me, Lord.</w:t>
       </w:r>
     </w:p>
     <w:p>
@@ -2092,25 +2074,7 @@
           <w:szCs w:val="24"/>
         </w:rPr>
         <w:lastRenderedPageBreak/>
-        <w:t xml:space="preserve">    and praise him with </w:t>
-      </w:r>
-      <w:proofErr w:type="gramStart"/>
-      <w:r>
-        <w:rPr>
-          <w:rFonts w:ascii="Times New Roman" w:eastAsia="Times New Roman" w:hAnsi="Times New Roman" w:cs="Times New Roman"/>
-          <w:sz w:val="24"/>
-          <w:szCs w:val="24"/>
-        </w:rPr>
-        <w:t>full</w:t>
-      </w:r>
-      <w:proofErr w:type="gramEnd"/>
-      <w:r>
-        <w:rPr>
-          <w:rFonts w:ascii="Times New Roman" w:eastAsia="Times New Roman" w:hAnsi="Times New Roman" w:cs="Times New Roman"/>
-          <w:sz w:val="24"/>
-          <w:szCs w:val="24"/>
-        </w:rPr>
-        <w:t xml:space="preserve"> voice.</w:t>
+        <w:t xml:space="preserve">    and praise him with full voice.</w:t>
       </w:r>
     </w:p>
     <w:p>
@@ -3530,25 +3494,7 @@
           <w:sz w:val="24"/>
           <w:szCs w:val="24"/>
         </w:rPr>
-        <w:t xml:space="preserve">10/16-Today is the Memorial of St. Margaret Mary </w:t>
-      </w:r>
-      <w:proofErr w:type="spellStart"/>
-      <w:r>
-        <w:rPr>
-          <w:rFonts w:ascii="Times New Roman" w:eastAsia="Times New Roman" w:hAnsi="Times New Roman" w:cs="Times New Roman"/>
-          <w:sz w:val="24"/>
-          <w:szCs w:val="24"/>
-        </w:rPr>
-        <w:t>Alocoque</w:t>
-      </w:r>
-      <w:proofErr w:type="spellEnd"/>
-      <w:r>
-        <w:rPr>
-          <w:rFonts w:ascii="Times New Roman" w:eastAsia="Times New Roman" w:hAnsi="Times New Roman" w:cs="Times New Roman"/>
-          <w:sz w:val="24"/>
-          <w:szCs w:val="24"/>
-        </w:rPr>
-        <w:t xml:space="preserve"> (</w:t>
+        <w:t>10/16-Today is the Memorial of St. Margaret Mary Alocoque (</w:t>
       </w:r>
       <w:r>
         <w:rPr>
@@ -4884,7 +4830,16 @@
           <w:sz w:val="24"/>
           <w:szCs w:val="24"/>
         </w:rPr>
-        <w:t xml:space="preserve"> </w:t>
+        <w:t xml:space="preserve"> Bor</w:t>
+      </w:r>
+      <w:proofErr w:type="gramEnd"/>
+      <w:r>
+        <w:rPr>
+          <w:rFonts w:ascii="Times New Roman" w:eastAsia="Times New Roman" w:hAnsi="Times New Roman" w:cs="Times New Roman"/>
+          <w:sz w:val="24"/>
+          <w:szCs w:val="24"/>
+        </w:rPr>
+        <w:t>-o-</w:t>
       </w:r>
       <w:proofErr w:type="spellStart"/>
       <w:r>
@@ -4893,28 +4848,9 @@
           <w:sz w:val="24"/>
           <w:szCs w:val="24"/>
         </w:rPr>
-        <w:t>Bor</w:t>
+        <w:t>méo</w:t>
       </w:r>
       <w:proofErr w:type="spellEnd"/>
-      <w:proofErr w:type="gramEnd"/>
-      <w:r>
-        <w:rPr>
-          <w:rFonts w:ascii="Times New Roman" w:eastAsia="Times New Roman" w:hAnsi="Times New Roman" w:cs="Times New Roman"/>
-          <w:sz w:val="24"/>
-          <w:szCs w:val="24"/>
-        </w:rPr>
-        <w:t>-o-</w:t>
-      </w:r>
-      <w:proofErr w:type="spellStart"/>
-      <w:r>
-        <w:rPr>
-          <w:rFonts w:ascii="Times New Roman" w:eastAsia="Times New Roman" w:hAnsi="Times New Roman" w:cs="Times New Roman"/>
-          <w:sz w:val="24"/>
-          <w:szCs w:val="24"/>
-        </w:rPr>
-        <w:t>méo</w:t>
-      </w:r>
-      <w:proofErr w:type="spellEnd"/>
       <w:r>
         <w:rPr>
           <w:rFonts w:ascii="Times New Roman" w:eastAsia="Times New Roman" w:hAnsi="Times New Roman" w:cs="Times New Roman"/>
@@ -5263,27 +5199,7 @@
           <w:szCs w:val="24"/>
           <w:highlight w:val="white"/>
         </w:rPr>
-        <w:t xml:space="preserve">Elizabeth was a gifted pianist and had strong feelings for the Carmelite charism. Of that experience as a professed religious she wrote in a letter: "I can't find words to express my happiness. Here there is no longer anything but God. He is All; He </w:t>
-      </w:r>
-      <w:proofErr w:type="gramStart"/>
-      <w:r>
-        <w:rPr>
-          <w:rFonts w:ascii="Times New Roman" w:eastAsia="Times New Roman" w:hAnsi="Times New Roman" w:cs="Times New Roman"/>
-          <w:sz w:val="24"/>
-          <w:szCs w:val="24"/>
-          <w:highlight w:val="white"/>
-        </w:rPr>
-        <w:t>suffices</w:t>
-      </w:r>
-      <w:proofErr w:type="gramEnd"/>
-      <w:r>
-        <w:rPr>
-          <w:rFonts w:ascii="Times New Roman" w:eastAsia="Times New Roman" w:hAnsi="Times New Roman" w:cs="Times New Roman"/>
-          <w:sz w:val="24"/>
-          <w:szCs w:val="24"/>
-          <w:highlight w:val="white"/>
-        </w:rPr>
-        <w:t xml:space="preserve"> and we live by Him alone" She is the patron Saint of sick people and loss of </w:t>
+        <w:t xml:space="preserve">Elizabeth was a gifted pianist and had strong feelings for the Carmelite charism. Of that experience as a professed religious she wrote in a letter: "I can't find words to express my happiness. Here there is no longer anything but God. He is All; He suffices and we live by Him alone" She is the patron Saint of sick people and loss of </w:t>
       </w:r>
       <w:proofErr w:type="gramStart"/>
       <w:r>
@@ -5527,25 +5443,7 @@
           <w:sz w:val="24"/>
           <w:szCs w:val="24"/>
         </w:rPr>
-        <w:t xml:space="preserve">*11/14-Today we celebrate Blessed John </w:t>
-      </w:r>
-      <w:proofErr w:type="spellStart"/>
-      <w:r>
-        <w:rPr>
-          <w:rFonts w:ascii="Times New Roman" w:eastAsia="Times New Roman" w:hAnsi="Times New Roman" w:cs="Times New Roman"/>
-          <w:sz w:val="24"/>
-          <w:szCs w:val="24"/>
-        </w:rPr>
-        <w:t>Licci</w:t>
-      </w:r>
-      <w:proofErr w:type="spellEnd"/>
-      <w:r>
-        <w:rPr>
-          <w:rFonts w:ascii="Times New Roman" w:eastAsia="Times New Roman" w:hAnsi="Times New Roman" w:cs="Times New Roman"/>
-          <w:sz w:val="24"/>
-          <w:szCs w:val="24"/>
-        </w:rPr>
-        <w:t xml:space="preserve"> who is one of the longest living holy men of the Church as he reached the age of 111.  His life was filled with many miracles as he had many visions, cured many individuals by praying over them, </w:t>
+        <w:t xml:space="preserve">*11/14-Today we celebrate Blessed John Licci who is one of the longest living holy men of the Church as he reached the age of 111.  His life was filled with many miracles as he had many visions, cured many individuals by praying over them, </w:t>
       </w:r>
       <w:proofErr w:type="gramStart"/>
       <w:r>
@@ -7854,23 +7752,13 @@
         </w:rPr>
         <w:t xml:space="preserve">pronounced </w:t>
       </w:r>
-      <w:proofErr w:type="spellStart"/>
-      <w:r>
-        <w:rPr>
-          <w:rFonts w:ascii="Times New Roman" w:eastAsia="Times New Roman" w:hAnsi="Times New Roman" w:cs="Times New Roman"/>
-          <w:sz w:val="24"/>
-          <w:szCs w:val="24"/>
-        </w:rPr>
-        <w:t>Nóy</w:t>
-      </w:r>
-      <w:proofErr w:type="spellEnd"/>
-      <w:r>
-        <w:rPr>
-          <w:rFonts w:ascii="Times New Roman" w:eastAsia="Times New Roman" w:hAnsi="Times New Roman" w:cs="Times New Roman"/>
-          <w:sz w:val="24"/>
-          <w:szCs w:val="24"/>
-        </w:rPr>
-        <w:t xml:space="preserve">-men)- He </w:t>
+      <w:r>
+        <w:rPr>
+          <w:rFonts w:ascii="Times New Roman" w:eastAsia="Times New Roman" w:hAnsi="Times New Roman" w:cs="Times New Roman"/>
+          <w:sz w:val="24"/>
+          <w:szCs w:val="24"/>
+        </w:rPr>
+        <w:t xml:space="preserve">Nóy-men)- He </w:t>
       </w:r>
       <w:proofErr w:type="gramStart"/>
       <w:r>
@@ -10671,7 +10559,23 @@
           <w:sz w:val="24"/>
           <w:szCs w:val="24"/>
         </w:rPr>
-        <w:t>University in New Orleans.  Pope John Paul II canonized her in the year 2000.</w:t>
+        <w:t>University in New Orleans</w:t>
+      </w:r>
+      <w:r>
+        <w:rPr>
+          <w:rFonts w:ascii="Times New Roman" w:eastAsia="Times New Roman" w:hAnsi="Times New Roman" w:cs="Times New Roman"/>
+          <w:sz w:val="24"/>
+          <w:szCs w:val="24"/>
+        </w:rPr>
+        <w:t>, the only Catholic HBCU in the United States as well as Saint Augustine Indian Mission in Winnebago, Nebraska</w:t>
+      </w:r>
+      <w:r>
+        <w:rPr>
+          <w:rFonts w:ascii="Times New Roman" w:eastAsia="Times New Roman" w:hAnsi="Times New Roman" w:cs="Times New Roman"/>
+          <w:sz w:val="24"/>
+          <w:szCs w:val="24"/>
+        </w:rPr>
+        <w:t>.  Pope John Paul II canonized her in the year 2000.</w:t>
       </w:r>
     </w:p>
     <w:p>
@@ -11178,25 +11082,7 @@
           <w:szCs w:val="24"/>
         </w:rPr>
         <w:lastRenderedPageBreak/>
-        <w:t xml:space="preserve">*3/14-From Psalm 138 we hear, “I will give thanks to you, O LORD, with all my heart, for you have heard the words of my mouth; in the presence of the </w:t>
-      </w:r>
-      <w:proofErr w:type="gramStart"/>
-      <w:r>
-        <w:rPr>
-          <w:rFonts w:ascii="Times New Roman" w:eastAsia="Times New Roman" w:hAnsi="Times New Roman" w:cs="Times New Roman"/>
-          <w:sz w:val="24"/>
-          <w:szCs w:val="24"/>
-        </w:rPr>
-        <w:t>angels</w:t>
-      </w:r>
-      <w:proofErr w:type="gramEnd"/>
-      <w:r>
-        <w:rPr>
-          <w:rFonts w:ascii="Times New Roman" w:eastAsia="Times New Roman" w:hAnsi="Times New Roman" w:cs="Times New Roman"/>
-          <w:sz w:val="24"/>
-          <w:szCs w:val="24"/>
-        </w:rPr>
-        <w:t xml:space="preserve"> I will sing your praise; I will worship at your holy temple and give thanks to your name.”</w:t>
+        <w:t>*3/14-From Psalm 138 we hear, “I will give thanks to you, O LORD, with all my heart, for you have heard the words of my mouth; in the presence of the angels I will sing your praise; I will worship at your holy temple and give thanks to your name.”</w:t>
       </w:r>
     </w:p>
     <w:p>
@@ -12225,25 +12111,7 @@
           <w:sz w:val="24"/>
           <w:szCs w:val="24"/>
         </w:rPr>
-        <w:t xml:space="preserve">*4/29-Today is the Memorial of St. Catherine of </w:t>
-      </w:r>
-      <w:proofErr w:type="gramStart"/>
-      <w:r>
-        <w:rPr>
-          <w:rFonts w:ascii="Times New Roman" w:eastAsia="Times New Roman" w:hAnsi="Times New Roman" w:cs="Times New Roman"/>
-          <w:sz w:val="24"/>
-          <w:szCs w:val="24"/>
-        </w:rPr>
-        <w:t>Siena,</w:t>
-      </w:r>
-      <w:proofErr w:type="gramEnd"/>
-      <w:r>
-        <w:rPr>
-          <w:rFonts w:ascii="Times New Roman" w:eastAsia="Times New Roman" w:hAnsi="Times New Roman" w:cs="Times New Roman"/>
-          <w:sz w:val="24"/>
-          <w:szCs w:val="24"/>
-        </w:rPr>
-        <w:t xml:space="preserve"> this 14</w:t>
+        <w:t>*4/29-Today is the Memorial of St. Catherine of Siena, this 14</w:t>
       </w:r>
       <w:r>
         <w:rPr>
